--- a/rozbory_andy/Autoři/Palahniuk, Chuck/Klub rváčů.docx
+++ b/rozbory_andy/Autoři/Palahniuk, Chuck/Klub rváčů.docx
@@ -50,7 +50,7 @@
         <w:t xml:space="preserve">, </w:t>
       </w:r>
       <w:r>
-        <w:t>stále žije</w:t>
+        <w:t>stále žije 20./21. století</w:t>
       </w:r>
     </w:p>
     <w:p>
@@ -61,20 +61,75 @@
         </w:rPr>
         <w:t>Autorovo zasazení:</w:t>
       </w:r>
-      <w:r>
+    </w:p>
+    <w:p>
+      <w:pPr>
+        <w:pStyle w:val="Odstavecseseznamem"/>
+        <w:numPr>
+          <w:ilvl w:val="0"/>
+          <w:numId w:val="2"/>
+        </w:numPr>
+      </w:pPr>
+      <w:r>
+        <w:rPr>
+          <w:b/>
+          <w:bCs/>
+        </w:rPr>
+        <w:t>Současná literatura</w:t>
+      </w:r>
+      <w:r>
+        <w:rPr>
+          <w:b/>
+          <w:bCs/>
+        </w:rPr>
         <w:t xml:space="preserve"> </w:t>
       </w:r>
       <w:r>
-        <w:t>Generace X</w:t>
-      </w:r>
-      <w:r>
-        <w:t xml:space="preserve"> (</w:t>
-      </w:r>
-      <w:r>
-        <w:t>pociťují odcizení, nejistotu a odpor ke konzumní společnosti</w:t>
-      </w:r>
-      <w:r>
-        <w:t>)</w:t>
+        <w:t>(</w:t>
+      </w:r>
+      <w:r>
+        <w:t>Je to literatura, která kritizuje konzumní společnost, pocit odcizení v moderním světě a rozklad mužské identity skrze šokující scény, černý humor a úsečný styl.</w:t>
+      </w:r>
+      <w:r>
+        <w:t xml:space="preserve"> [</w:t>
+      </w:r>
+      <w:r>
+        <w:rPr>
+          <w:b/>
+          <w:bCs/>
+        </w:rPr>
+        <w:t>Krátké, úderné věty</w:t>
+      </w:r>
+      <w:r>
+        <w:rPr>
+          <w:b/>
+          <w:bCs/>
+        </w:rPr>
+        <w:t xml:space="preserve">, </w:t>
+      </w:r>
+      <w:r>
+        <w:rPr>
+          <w:b/>
+          <w:bCs/>
+        </w:rPr>
+        <w:t>Opakování (refrény)</w:t>
+      </w:r>
+      <w:r>
+        <w:rPr>
+          <w:b/>
+          <w:bCs/>
+        </w:rPr>
+        <w:t xml:space="preserve">, </w:t>
+      </w:r>
+      <w:r>
+        <w:rPr>
+          <w:b/>
+          <w:bCs/>
+        </w:rPr>
+        <w:t>Instruktážní tón</w:t>
+      </w:r>
+      <w:r>
+        <w:t>])</w:t>
       </w:r>
     </w:p>
     <w:p>
@@ -102,11 +157,9 @@
       <w:r>
         <w:t xml:space="preserve"> </w:t>
       </w:r>
-      <w:proofErr w:type="spellStart"/>
-      <w:r>
-        <w:t>Choke</w:t>
-      </w:r>
-      <w:proofErr w:type="spellEnd"/>
+      <w:r>
+        <w:t>Udušení</w:t>
+      </w:r>
       <w:r>
         <w:t>, Stephen King</w:t>
       </w:r>
@@ -238,13 +291,7 @@
         <w:t xml:space="preserve"> </w:t>
       </w:r>
       <w:r>
-        <w:t>Zobrazit životy nižší vrstvy společnosti (násilníků, drogově závislých), a především člověka</w:t>
-      </w:r>
-      <w:r>
-        <w:t xml:space="preserve"> </w:t>
-      </w:r>
-      <w:r>
-        <w:t>trpícího schizofrenií. Kritika konzumní společnosti tehdejších USA.</w:t>
+        <w:t>Zobrazit životy nižší vrstvy společnosti (násilníků, drogově závislých), a především člověka trpícího schizofrenií. Kritika konzumní společnosti tehdejších USA.</w:t>
       </w:r>
     </w:p>
     <w:p>
@@ -325,13 +372,7 @@
         <w:t>Vypravěč</w:t>
       </w:r>
       <w:r>
-        <w:t xml:space="preserve"> - Obyčejný čtyřicátník, který pracuje jako úředník. Je znuděný svým běžným</w:t>
-      </w:r>
-      <w:r>
-        <w:t xml:space="preserve"> </w:t>
-      </w:r>
-      <w:r>
-        <w:t xml:space="preserve">životem. Dlouhodobě trpí nespavostí. Po seznámení s </w:t>
+        <w:t xml:space="preserve"> - Obyčejný čtyřicátník, který pracuje jako úředník. Je znuděný svým běžným životem. Dlouhodobě trpí nespavostí. Po seznámení s </w:t>
       </w:r>
       <w:proofErr w:type="spellStart"/>
       <w:r>
@@ -347,31 +388,7 @@
       </w:r>
       <w:proofErr w:type="spellEnd"/>
       <w:r>
-        <w:t xml:space="preserve"> a </w:t>
-      </w:r>
-      <w:r>
-        <w:t>Vy</w:t>
-      </w:r>
-      <w:r>
-        <w:t>tvořením Klubu</w:t>
-      </w:r>
-      <w:r>
-        <w:t xml:space="preserve"> </w:t>
-      </w:r>
-      <w:r>
-        <w:t>rváčů se mu naprosto změní život. Provádí nelegální činnosti, bydlí ve squatu, rve se</w:t>
-      </w:r>
-      <w:r>
-        <w:t>.</w:t>
-      </w:r>
-      <w:r>
-        <w:t xml:space="preserve"> Slepě</w:t>
-      </w:r>
-      <w:r>
-        <w:t xml:space="preserve"> </w:t>
-      </w:r>
-      <w:r>
-        <w:t xml:space="preserve">následuje a poslouchá </w:t>
+        <w:t xml:space="preserve"> a Vytvořením Klubu rváčů se mu naprosto změní život. Provádí nelegální činnosti, bydlí ve squatu, rve se. Slepě následuje a poslouchá </w:t>
       </w:r>
       <w:proofErr w:type="spellStart"/>
       <w:r>
@@ -416,19 +433,7 @@
       </w:r>
       <w:proofErr w:type="spellEnd"/>
       <w:r>
-        <w:t xml:space="preserve"> - Psychopat a násilník. Má na vypravěče velký vliv, je vůdčí osobností. Je</w:t>
-      </w:r>
-      <w:r>
-        <w:t xml:space="preserve"> </w:t>
-      </w:r>
-      <w:r>
-        <w:t>zkušený a šikovný - provádí chemické pokusy či vytváří bomby. Bojuje proti konzumní</w:t>
-      </w:r>
-      <w:r>
-        <w:t xml:space="preserve"> </w:t>
-      </w:r>
-      <w:r>
-        <w:t>společnosti. Ve skutečnosti jde o vypravěče.</w:t>
+        <w:t xml:space="preserve"> - Psychopat a násilník. Má na vypravěče velký vliv, je vůdčí osobností. Je zkušený a šikovný - provádí chemické pokusy či vytváří bomby. Bojuje proti konzumní společnosti. Ve skutečnosti jde o vypravěče.</w:t>
       </w:r>
     </w:p>
     <w:p>
@@ -447,13 +452,7 @@
         <w:t>Marta Singerová</w:t>
       </w:r>
       <w:r>
-        <w:t xml:space="preserve"> - Dívka, kterou s vypravěčem spojuje záliba v navštěvování nejrůznějších</w:t>
-      </w:r>
-      <w:r>
-        <w:t xml:space="preserve"> </w:t>
-      </w:r>
-      <w:r>
-        <w:t xml:space="preserve">podpůrných skupin. Nemá domov a je závislá na drogách. Má sexuální vztah s </w:t>
+        <w:t xml:space="preserve"> - Dívka, kterou s vypravěčem spojuje záliba v navštěvování nejrůznějších podpůrných skupin. Nemá domov a je závislá na drogách. Má sexuální vztah s </w:t>
       </w:r>
       <w:proofErr w:type="spellStart"/>
       <w:r>
@@ -461,13 +460,7 @@
       </w:r>
       <w:proofErr w:type="spellEnd"/>
       <w:r>
-        <w:t>. Má</w:t>
-      </w:r>
-      <w:r>
-        <w:t xml:space="preserve"> </w:t>
-      </w:r>
-      <w:r>
-        <w:t>sebevražedné sklony, o sebevraždu se i pokusí.</w:t>
+        <w:t>. Má sebevražedné sklony, o sebevraždu se i pokusí.</w:t>
       </w:r>
     </w:p>
     <w:p>
@@ -545,7 +538,11 @@
       </w:r>
       <w:proofErr w:type="spellEnd"/>
       <w:r>
-        <w:t xml:space="preserve">, který mu nabídne, aby spolu bydleli. Postupně se jejich přátelství prohlubuje a </w:t>
+        <w:t xml:space="preserve">, který mu nabídne, </w:t>
+      </w:r>
+      <w:r>
+        <w:lastRenderedPageBreak/>
+        <w:t xml:space="preserve">aby spolu bydleli. Postupně se jejich přátelství prohlubuje a </w:t>
       </w:r>
       <w:proofErr w:type="spellStart"/>
       <w:r>
@@ -566,11 +563,7 @@
       </w:r>
       <w:proofErr w:type="spellEnd"/>
       <w:r>
-        <w:t xml:space="preserve"> zavádí „Klub rváčů“, tajnou organizaci, kde muži fyzicky soupeří, aby se </w:t>
-      </w:r>
-      <w:r>
-        <w:lastRenderedPageBreak/>
-        <w:t>osvobodili od svých vnitřních démonů a stereotypního života. Postupem času se klub rozrůstá a získává stále větší popularitu.</w:t>
+        <w:t xml:space="preserve"> zavádí „Klub rváčů“, tajnou organizaci, kde muži fyzicky soupeří, aby se osvobodili od svých vnitřních démonů a stereotypního života. Postupem času se klub rozrůstá a získává stále větší popularitu.</w:t>
       </w:r>
     </w:p>
     <w:p>
@@ -801,8 +794,123 @@
       </w:rPr>
     </w:lvl>
   </w:abstractNum>
+  <w:abstractNum w:abstractNumId="1" w15:restartNumberingAfterBreak="0">
+    <w:nsid w:val="5361789A"/>
+    <w:multiLevelType w:val="hybridMultilevel"/>
+    <w:tmpl w:val="708E5560"/>
+    <w:lvl w:ilvl="0" w:tplc="D97CE2F4">
+      <w:numFmt w:val="bullet"/>
+      <w:lvlText w:val="-"/>
+      <w:lvlJc w:val="left"/>
+      <w:pPr>
+        <w:ind w:left="720" w:hanging="360"/>
+      </w:pPr>
+      <w:rPr>
+        <w:rFonts w:ascii="Aptos" w:eastAsiaTheme="minorHAnsi" w:hAnsi="Aptos" w:cstheme="minorBidi" w:hint="default"/>
+      </w:rPr>
+    </w:lvl>
+    <w:lvl w:ilvl="1" w:tplc="04050003" w:tentative="1">
+      <w:start w:val="1"/>
+      <w:numFmt w:val="bullet"/>
+      <w:lvlText w:val="o"/>
+      <w:lvlJc w:val="left"/>
+      <w:pPr>
+        <w:ind w:left="1440" w:hanging="360"/>
+      </w:pPr>
+      <w:rPr>
+        <w:rFonts w:ascii="Courier New" w:hAnsi="Courier New" w:cs="Courier New" w:hint="default"/>
+      </w:rPr>
+    </w:lvl>
+    <w:lvl w:ilvl="2" w:tplc="04050005" w:tentative="1">
+      <w:start w:val="1"/>
+      <w:numFmt w:val="bullet"/>
+      <w:lvlText w:val=""/>
+      <w:lvlJc w:val="left"/>
+      <w:pPr>
+        <w:ind w:left="2160" w:hanging="360"/>
+      </w:pPr>
+      <w:rPr>
+        <w:rFonts w:ascii="Wingdings" w:hAnsi="Wingdings" w:hint="default"/>
+      </w:rPr>
+    </w:lvl>
+    <w:lvl w:ilvl="3" w:tplc="04050001" w:tentative="1">
+      <w:start w:val="1"/>
+      <w:numFmt w:val="bullet"/>
+      <w:lvlText w:val=""/>
+      <w:lvlJc w:val="left"/>
+      <w:pPr>
+        <w:ind w:left="2880" w:hanging="360"/>
+      </w:pPr>
+      <w:rPr>
+        <w:rFonts w:ascii="Symbol" w:hAnsi="Symbol" w:hint="default"/>
+      </w:rPr>
+    </w:lvl>
+    <w:lvl w:ilvl="4" w:tplc="04050003" w:tentative="1">
+      <w:start w:val="1"/>
+      <w:numFmt w:val="bullet"/>
+      <w:lvlText w:val="o"/>
+      <w:lvlJc w:val="left"/>
+      <w:pPr>
+        <w:ind w:left="3600" w:hanging="360"/>
+      </w:pPr>
+      <w:rPr>
+        <w:rFonts w:ascii="Courier New" w:hAnsi="Courier New" w:cs="Courier New" w:hint="default"/>
+      </w:rPr>
+    </w:lvl>
+    <w:lvl w:ilvl="5" w:tplc="04050005" w:tentative="1">
+      <w:start w:val="1"/>
+      <w:numFmt w:val="bullet"/>
+      <w:lvlText w:val=""/>
+      <w:lvlJc w:val="left"/>
+      <w:pPr>
+        <w:ind w:left="4320" w:hanging="360"/>
+      </w:pPr>
+      <w:rPr>
+        <w:rFonts w:ascii="Wingdings" w:hAnsi="Wingdings" w:hint="default"/>
+      </w:rPr>
+    </w:lvl>
+    <w:lvl w:ilvl="6" w:tplc="04050001" w:tentative="1">
+      <w:start w:val="1"/>
+      <w:numFmt w:val="bullet"/>
+      <w:lvlText w:val=""/>
+      <w:lvlJc w:val="left"/>
+      <w:pPr>
+        <w:ind w:left="5040" w:hanging="360"/>
+      </w:pPr>
+      <w:rPr>
+        <w:rFonts w:ascii="Symbol" w:hAnsi="Symbol" w:hint="default"/>
+      </w:rPr>
+    </w:lvl>
+    <w:lvl w:ilvl="7" w:tplc="04050003" w:tentative="1">
+      <w:start w:val="1"/>
+      <w:numFmt w:val="bullet"/>
+      <w:lvlText w:val="o"/>
+      <w:lvlJc w:val="left"/>
+      <w:pPr>
+        <w:ind w:left="5760" w:hanging="360"/>
+      </w:pPr>
+      <w:rPr>
+        <w:rFonts w:ascii="Courier New" w:hAnsi="Courier New" w:cs="Courier New" w:hint="default"/>
+      </w:rPr>
+    </w:lvl>
+    <w:lvl w:ilvl="8" w:tplc="04050005" w:tentative="1">
+      <w:start w:val="1"/>
+      <w:numFmt w:val="bullet"/>
+      <w:lvlText w:val=""/>
+      <w:lvlJc w:val="left"/>
+      <w:pPr>
+        <w:ind w:left="6480" w:hanging="360"/>
+      </w:pPr>
+      <w:rPr>
+        <w:rFonts w:ascii="Wingdings" w:hAnsi="Wingdings" w:hint="default"/>
+      </w:rPr>
+    </w:lvl>
+  </w:abstractNum>
   <w:num w:numId="1" w16cid:durableId="1400784327">
     <w:abstractNumId w:val="0"/>
+  </w:num>
+  <w:num w:numId="2" w16cid:durableId="710350541">
+    <w:abstractNumId w:val="1"/>
   </w:num>
 </w:numbering>
 </file>
@@ -1745,6 +1853,19 @@
       <w:bCs/>
     </w:rPr>
   </w:style>
+  <w:style w:type="paragraph" w:styleId="Normlnweb">
+    <w:name w:val="Normal (Web)"/>
+    <w:basedOn w:val="Normln"/>
+    <w:uiPriority w:val="99"/>
+    <w:semiHidden/>
+    <w:unhideWhenUsed/>
+    <w:rsid w:val="00B53B4E"/>
+    <w:rPr>
+      <w:rFonts w:ascii="Times New Roman" w:hAnsi="Times New Roman" w:cs="Times New Roman"/>
+      <w:sz w:val="24"/>
+      <w:szCs w:val="24"/>
+    </w:rPr>
+  </w:style>
 </w:styles>
 </file>
 
